--- a/docs/new-pages-for-review/lab-centrifuges.docx
+++ b/docs/new-pages-for-review/lab-centrifuges.docx
@@ -8,21 +8,6 @@
       </w:pPr>
       <w:r>
         <w:t>Buy Used Lab Centrifuges for Sale</w:t>
-      </w:r>
-    </w:p>
-    <w:p>
-      <w:r>
-        <w:t>Buying used lab centrifuges through International Process Plants (IPP) gives process development, pilot plant and laboratory teams access to lab-scale centrifuges for separation work beyond the benchtop: Carr Centritech Centritec Cell 8 single-use flow centrifuges, a Sharples Type 1P laboratory super centrifuge and a beaker centrifuge. Speeds reach 50,000 rpm and 62,000 G on the Sharples unit. Buying used saves up to 50% of capital and 90% of lead time versus buying new, and IPP has supplied process equipment worldwide since 1980.</w:t>
-      </w:r>
-    </w:p>
-    <w:p>
-      <w:r>
-        <w:t>IPP's lab centrifuges are good used units in stainless steel 316L and 316, plus a carbon steel beaker centrifuge. The Carr Centritech units carry heating, refrigeration, a 2 to 150 °C (36 to 302 °F) temperature control range and programmable HMI controls, and the Sharples Type 1P runs on an air or steam turbine drive. Each used lab centrifuge for sale here is ready to ship.</w:t>
-      </w:r>
-    </w:p>
-    <w:p>
-      <w:r>
-        <w:t>Each lab centrifuge is listed on IPP's IMS inventory system with its type, maximum speed, maximum G force, capacity and condition grade. New custom fabricated stainless steel equipment is available through IPP's Gale Process Solutions (GPS) subsidiary with 12 to 16 week average delivery.</w:t>
       </w:r>
     </w:p>
     <w:p>
@@ -57,61 +42,6 @@
       </w:r>
       <w:r>
         <w:t xml:space="preserve"> 50,000 Maximum rpm | 3 Lab Centrifuge Types | 1980 Established Since | 15 Countries with Offices</w:t>
-      </w:r>
-    </w:p>
-    <w:p>
-      <w:r>
-        <w:rPr>
-          <w:b/>
-        </w:rPr>
-        <w:t>Featured Equipment:</w:t>
-      </w:r>
-    </w:p>
-    <w:p>
-      <w:pPr>
-        <w:pStyle w:val="ListBullet"/>
-      </w:pPr>
-      <w:hyperlink r:id="rId11">
-        <w:r>
-          <w:rPr>
-            <w:color w:val="1155CC"/>
-            <w:u w:val="single"/>
-          </w:rPr>
-          <w:t xml:space="preserve">Single-Use Flow Centrifuges -- Carr Centritech Centritec Cell 8 units</w:t>
-        </w:r>
-      </w:hyperlink>
-    </w:p>
-    <w:p>
-      <w:pPr>
-        <w:pStyle w:val="ListBullet"/>
-      </w:pPr>
-      <w:hyperlink r:id="rId12">
-        <w:r>
-          <w:rPr>
-            <w:color w:val="1155CC"/>
-            <w:u w:val="single"/>
-          </w:rPr>
-          <w:t xml:space="preserve">Laboratory Super Centrifuge -- Sharples Type 1P, 50,000 rpm</w:t>
-        </w:r>
-      </w:hyperlink>
-    </w:p>
-    <w:p>
-      <w:pPr>
-        <w:pStyle w:val="ListBullet"/>
-      </w:pPr>
-      <w:hyperlink r:id="rId10">
-        <w:r>
-          <w:rPr>
-            <w:color w:val="1155CC"/>
-            <w:u w:val="single"/>
-          </w:rPr>
-          <w:t xml:space="preserve">All Lab Centrifuges -- The full IMS lab centrifuge category</w:t>
-        </w:r>
-      </w:hyperlink>
-    </w:p>
-    <w:p>
-      <w:r>
-        <w:t>Trusted around the world by</w:t>
       </w:r>
     </w:p>
     <w:p>
@@ -418,19 +348,7 @@
     </w:p>
     <w:p>
       <w:r>
-        <w:t xml:space="preserve">Carr Centritech and Sharples are the named manufacturers in IPP's lab centrifuge inventory, and larger Sharples tubular bowl units are listed on IPP's </w:t>
-      </w:r>
-      <w:hyperlink r:id="rId13">
-        <w:r>
-          <w:rPr>
-            <w:color w:val="1155CC"/>
-            <w:u w:val="single"/>
-          </w:rPr>
-          <w:t xml:space="preserve">tubular and Podbielniak centrifuge</w:t>
-        </w:r>
-      </w:hyperlink>
-      <w:r>
-        <w:t xml:space="preserve"> page.</w:t>
+        <w:t>Carr Centritech and Sharples are the named manufacturers in IPP's lab centrifuge inventory, and larger Sharples tubular bowl units are listed on IPP's tubular and Podbielniak centrifuge page.</w:t>
       </w:r>
     </w:p>
     <w:p>
@@ -516,7 +434,7 @@
       </w:r>
     </w:p>
     <w:p>
-      <w:hyperlink r:id="rId14">
+      <w:hyperlink r:id="rId11">
         <w:r>
           <w:rPr>
             <w:color w:val="1155CC"/>
@@ -528,7 +446,7 @@
       <w:r>
         <w:t xml:space="preserve"> | </w:t>
       </w:r>
-      <w:hyperlink r:id="rId14">
+      <w:hyperlink r:id="rId11">
         <w:r>
           <w:rPr>
             <w:color w:val="1155CC"/>
@@ -608,7 +526,7 @@
       </w:r>
     </w:p>
     <w:p>
-      <w:hyperlink r:id="rId15">
+      <w:hyperlink r:id="rId12">
         <w:r>
           <w:rPr>
             <w:color w:val="1155CC"/>
@@ -620,7 +538,7 @@
       <w:r>
         <w:t xml:space="preserve"> | </w:t>
       </w:r>
-      <w:hyperlink r:id="rId15">
+      <w:hyperlink r:id="rId12">
         <w:r>
           <w:rPr>
             <w:color w:val="1155CC"/>
@@ -700,7 +618,7 @@
       </w:r>
     </w:p>
     <w:p>
-      <w:hyperlink r:id="rId16">
+      <w:hyperlink r:id="rId13">
         <w:r>
           <w:rPr>
             <w:color w:val="1155CC"/>
@@ -712,7 +630,7 @@
       <w:r>
         <w:t xml:space="preserve"> | </w:t>
       </w:r>
-      <w:hyperlink r:id="rId16">
+      <w:hyperlink r:id="rId13">
         <w:r>
           <w:rPr>
             <w:color w:val="1155CC"/>
@@ -723,7 +641,7 @@
       </w:hyperlink>
     </w:p>
     <w:p>
-      <w:hyperlink r:id="rId17">
+      <w:hyperlink r:id="rId14">
         <w:r>
           <w:rPr>
             <w:color w:val="1155CC"/>
@@ -808,7 +726,7 @@
       </w:r>
     </w:p>
     <w:p>
-      <w:hyperlink r:id="rId18">
+      <w:hyperlink r:id="rId15">
         <w:r>
           <w:rPr>
             <w:color w:val="1155CC"/>
@@ -820,7 +738,7 @@
       <w:r>
         <w:t xml:space="preserve"> | </w:t>
       </w:r>
-      <w:hyperlink r:id="rId18">
+      <w:hyperlink r:id="rId15">
         <w:r>
           <w:rPr>
             <w:color w:val="1155CC"/>
@@ -831,7 +749,7 @@
       </w:hyperlink>
     </w:p>
     <w:p>
-      <w:hyperlink r:id="rId19">
+      <w:hyperlink r:id="rId16">
         <w:r>
           <w:rPr>
             <w:color w:val="1155CC"/>
@@ -1592,19 +1510,7 @@
         <w:t>Q: What speeds and capacities are available?</w:t>
       </w:r>
       <w:r>
-        <w:t xml:space="preserve"> A: The Carr Centritech units run to 1,200 rpm and 320 G with a 6 to 120 L/hr capacity, and the Sharples Type 1P runs to 50,000 rpm and 62,000 G with a 350 g (12.3 oz) maximum load. The beaker centrifuge has a 191 mm (7.5 in) diameter, 76 mm (3 in) deep chamber for two 38 mm (1.5 in) cone-bottom beakers, and IPP's </w:t>
-      </w:r>
-      <w:hyperlink r:id="rId20">
-        <w:r>
-          <w:rPr>
-            <w:color w:val="1155CC"/>
-            <w:u w:val="single"/>
-          </w:rPr>
-          <w:t xml:space="preserve">G-force and rpm guide</w:t>
-        </w:r>
-      </w:hyperlink>
-      <w:r>
-        <w:t xml:space="preserve"> explains how speed relates to separation force.</w:t>
+        <w:t xml:space="preserve"> A: The Carr Centritech units run to 1,200 rpm and 320 G with a 6 to 120 L/hr capacity, and the Sharples Type 1P runs to 50,000 rpm and 62,000 G with a 350 g (12.3 oz) maximum load. The beaker centrifuge has a 191 mm (7.5 in) diameter, 76 mm (3 in) deep chamber for two 38 mm (1.5 in) cone-bottom beakers.</w:t>
       </w:r>
     </w:p>
     <w:p>

--- a/docs/new-pages-for-review/lab-centrifuges.docx
+++ b/docs/new-pages-for-review/lab-centrifuges.docx
@@ -8,6 +8,21 @@
       </w:pPr>
       <w:r>
         <w:t>Buy Used Lab Centrifuges for Sale</w:t>
+      </w:r>
+    </w:p>
+    <w:p>
+      <w:r>
+        <w:t>Buying used lab centrifuges through International Process Plants (IPP) lets process development, pilot plant and laboratory teams take separation work beyond the benchtop with lab-scale units: Carr Centritech Centritec Cell 8 single-use flow centrifuges, a Sharples Type 1P laboratory super centrifuge and a beaker centrifuge. Speeds reach 50,000 rpm and 62,000 G on the Sharples unit. Buying used saves up to 50% of capital and 90% of lead time versus buying new, and IPP has supplied process equipment worldwide since 1980.</w:t>
+      </w:r>
+    </w:p>
+    <w:p>
+      <w:r>
+        <w:t>IPP's lab centrifuges are good used units in stainless steel 316L and 316, plus a carbon steel beaker centrifuge. The Carr Centritech units carry heating, refrigeration, a 2 to 150 °C (36 to 302 °F) temperature control range and programmable HMI controls, and the Sharples Type 1P runs on an air or steam turbine drive. Each used lab centrifuge for sale here is ready to ship.</w:t>
+      </w:r>
+    </w:p>
+    <w:p>
+      <w:r>
+        <w:t>On IPP's IMS inventory system, every lab centrifuge carries its type, maximum speed, maximum G force, capacity and condition grade. New custom fabricated stainless steel equipment is available through IPP's Gale Process Solutions (GPS) subsidiary with 12 to 16 week average delivery.</w:t>
       </w:r>
     </w:p>
     <w:p>
@@ -47,6 +62,56 @@
     <w:p>
       <w:r>
         <w:rPr>
+          <w:b/>
+        </w:rPr>
+        <w:t>Featured Equipment:</w:t>
+      </w:r>
+    </w:p>
+    <w:p>
+      <w:pPr>
+        <w:pStyle w:val="ListBullet"/>
+      </w:pPr>
+      <w:hyperlink r:id="rId11">
+        <w:r>
+          <w:rPr>
+            <w:color w:val="1155CC"/>
+            <w:u w:val="single"/>
+          </w:rPr>
+          <w:t xml:space="preserve">Single-Use Flow Centrifuges -- Carr Centritech Centritec Cell 8 units</w:t>
+        </w:r>
+      </w:hyperlink>
+    </w:p>
+    <w:p>
+      <w:pPr>
+        <w:pStyle w:val="ListBullet"/>
+      </w:pPr>
+      <w:hyperlink r:id="rId12">
+        <w:r>
+          <w:rPr>
+            <w:color w:val="1155CC"/>
+            <w:u w:val="single"/>
+          </w:rPr>
+          <w:t xml:space="preserve">Laboratory Super Centrifuge -- Sharples Type 1P, 50,000 rpm</w:t>
+        </w:r>
+      </w:hyperlink>
+    </w:p>
+    <w:p>
+      <w:pPr>
+        <w:pStyle w:val="ListBullet"/>
+      </w:pPr>
+      <w:hyperlink r:id="rId10">
+        <w:r>
+          <w:rPr>
+            <w:color w:val="1155CC"/>
+            <w:u w:val="single"/>
+          </w:rPr>
+          <w:t xml:space="preserve">All Lab Centrifuges -- The full IMS lab centrifuge category</w:t>
+        </w:r>
+      </w:hyperlink>
+    </w:p>
+    <w:p>
+      <w:r>
+        <w:rPr>
           <w:color w:val="AAAAAA"/>
         </w:rPr>
         <w:t>────────────────────────────────────────────────────────────</w:t>
@@ -75,7 +140,7 @@
     </w:p>
     <w:p>
       <w:r>
-        <w:t>IPP lists this inventory by the Lab Centrifuge Type field on its IMS inventory system: micro flow centrifuges, an ultra-speed laboratory super centrifuge and a multipurpose beaker centrifuge.</w:t>
+        <w:t>The Lab Centrifuge Type field on IPP's IMS inventory system sorts this inventory into micro flow centrifuges, an ultra-speed laboratory super centrifuge and a multipurpose beaker centrifuge.</w:t>
       </w:r>
     </w:p>
     <w:p>
@@ -96,7 +161,7 @@
     </w:p>
     <w:p>
       <w:r>
-        <w:t>Continuous-flow and batch lab centrifuges both use centrifugal force to separate components by density, and they differ in how material enters and leaves the machine. Here is how the two designs compare across key factors.</w:t>
+        <w:t>Continuous-flow and batch lab centrifuges both use centrifugal force to separate components by density, and they differ in how material enters and leaves the machine. The table compares them factor by factor.</w:t>
       </w:r>
     </w:p>
     <w:tbl>
@@ -434,7 +499,7 @@
       </w:r>
     </w:p>
     <w:p>
-      <w:hyperlink r:id="rId11">
+      <w:hyperlink r:id="rId13">
         <w:r>
           <w:rPr>
             <w:color w:val="1155CC"/>
@@ -446,7 +511,7 @@
       <w:r>
         <w:t xml:space="preserve"> | </w:t>
       </w:r>
-      <w:hyperlink r:id="rId11">
+      <w:hyperlink r:id="rId13">
         <w:r>
           <w:rPr>
             <w:color w:val="1155CC"/>
@@ -526,7 +591,7 @@
       </w:r>
     </w:p>
     <w:p>
-      <w:hyperlink r:id="rId12">
+      <w:hyperlink r:id="rId14">
         <w:r>
           <w:rPr>
             <w:color w:val="1155CC"/>
@@ -538,7 +603,7 @@
       <w:r>
         <w:t xml:space="preserve"> | </w:t>
       </w:r>
-      <w:hyperlink r:id="rId12">
+      <w:hyperlink r:id="rId14">
         <w:r>
           <w:rPr>
             <w:color w:val="1155CC"/>
@@ -618,7 +683,7 @@
       </w:r>
     </w:p>
     <w:p>
-      <w:hyperlink r:id="rId13">
+      <w:hyperlink r:id="rId15">
         <w:r>
           <w:rPr>
             <w:color w:val="1155CC"/>
@@ -630,7 +695,7 @@
       <w:r>
         <w:t xml:space="preserve"> | </w:t>
       </w:r>
-      <w:hyperlink r:id="rId13">
+      <w:hyperlink r:id="rId15">
         <w:r>
           <w:rPr>
             <w:color w:val="1155CC"/>
@@ -641,7 +706,7 @@
       </w:hyperlink>
     </w:p>
     <w:p>
-      <w:hyperlink r:id="rId14">
+      <w:hyperlink r:id="rId16">
         <w:r>
           <w:rPr>
             <w:color w:val="1155CC"/>
@@ -726,7 +791,7 @@
       </w:r>
     </w:p>
     <w:p>
-      <w:hyperlink r:id="rId15">
+      <w:hyperlink r:id="rId17">
         <w:r>
           <w:rPr>
             <w:color w:val="1155CC"/>
@@ -738,7 +803,7 @@
       <w:r>
         <w:t xml:space="preserve"> | </w:t>
       </w:r>
-      <w:hyperlink r:id="rId15">
+      <w:hyperlink r:id="rId17">
         <w:r>
           <w:rPr>
             <w:color w:val="1155CC"/>
@@ -749,7 +814,7 @@
       </w:hyperlink>
     </w:p>
     <w:p>
-      <w:hyperlink r:id="rId16">
+      <w:hyperlink r:id="rId18">
         <w:r>
           <w:rPr>
             <w:color w:val="1155CC"/>
@@ -1433,7 +1498,7 @@
         <w:t>Q: Which lab centrifuges does IPP stock?</w:t>
       </w:r>
       <w:r>
-        <w:t xml:space="preserve"> A: IPP's lab centrifuges are process-scale units rather than benchtop tube centrifuges: Carr Centritech Centritec Cell 8 single-use flow centrifuges, a Sharples Type 1P laboratory super centrifuge and a carbon steel beaker centrifuge, all good used. Browse the IMS inventory for current availability.</w:t>
+        <w:t xml:space="preserve"> A: IPP's lab centrifuges are process-scale units rather than benchtop tube centrifuges: Carr Centritech Centritec Cell 8 single-use flow centrifuges, a Sharples Type 1P laboratory super centrifuge and a carbon steel beaker centrifuge, all good used. Current availability is live on IMS.</w:t>
       </w:r>
     </w:p>
     <w:p>
@@ -1521,7 +1586,7 @@
         <w:t>Q: Which manufacturers' lab centrifuges does IPP carry?</w:t>
       </w:r>
       <w:r>
-        <w:t xml:space="preserve"> A: IPP carries lab centrifuges from Carr Centritech and Sharples, plus a beaker centrifuge without a recorded manufacturer. Carr Centritech holds the deepest position, with Centritec Cell 8 flow centrifuges.</w:t>
+        <w:t xml:space="preserve"> A: IPP carries lab centrifuges from Carr Centritech and Sharples, plus a beaker centrifuge without a recorded manufacturer. Most units carry the Carr Centritech name, all of them Centritec Cell 8 flow centrifuges.</w:t>
       </w:r>
     </w:p>
     <w:p>

--- a/docs/new-pages-for-review/lab-centrifuges.docx
+++ b/docs/new-pages-for-review/lab-centrifuges.docx
@@ -12,7 +12,7 @@
     </w:p>
     <w:p>
       <w:r>
-        <w:t>Buying used lab centrifuges through International Process Plants (IPP) lets process development, pilot plant and laboratory teams take separation work beyond the benchtop with lab-scale units: Carr Centritech Centritec Cell 8 single-use flow centrifuges, a Sharples Type 1P laboratory super centrifuge and a beaker centrifuge. Speeds reach 50,000 rpm and 62,000 G on the Sharples unit. Buying used saves up to 50% of capital and 90% of lead time versus buying new, and IPP has supplied process equipment worldwide since 1980.</w:t>
+        <w:t>Buying used lab centrifuges through International Process Plants (IPP) extends separation work beyond the benchtop for process development, pilot plant and laboratory teams, with lab-scale units: Carr Centritech Centritec Cell 8 single-use flow centrifuges, a Sharples Type 1P laboratory super centrifuge and a beaker centrifuge. Speeds reach 50,000 rpm and 62,000 G on the Sharples unit. Buying used saves up to 50% of capital and 90% of lead time versus buying new, and IPP has supplied process equipment worldwide since 1980.</w:t>
       </w:r>
     </w:p>
     <w:p>
@@ -1586,7 +1586,7 @@
         <w:t>Q: Which manufacturers' lab centrifuges does IPP carry?</w:t>
       </w:r>
       <w:r>
-        <w:t xml:space="preserve"> A: IPP carries lab centrifuges from Carr Centritech and Sharples, plus a beaker centrifuge without a recorded manufacturer. Most units carry the Carr Centritech name, all of them Centritec Cell 8 flow centrifuges.</w:t>
+        <w:t xml:space="preserve"> A: IPP carries lab centrifuges from Carr Centritech and Sharples, plus a beaker centrifuge without a recorded manufacturer. Carr Centritech built the Centritec Cell 8 flow centrifuges, and Sharples the Type 1P laboratory super centrifuge.</w:t>
       </w:r>
     </w:p>
     <w:p>

--- a/docs/new-pages-for-review/lab-centrifuges.docx
+++ b/docs/new-pages-for-review/lab-centrifuges.docx
@@ -12,12 +12,12 @@
     </w:p>
     <w:p>
       <w:r>
-        <w:t>Buying used lab centrifuges through International Process Plants (IPP) extends separation work beyond the benchtop for process development, pilot plant and laboratory teams, with lab-scale units: Carr Centritech Centritec Cell 8 single-use flow centrifuges, a Sharples Type 1P laboratory super centrifuge and a beaker centrifuge. Speeds reach 50,000 rpm and 62,000 G on the Sharples unit. Buying used saves up to 50% of capital and 90% of lead time versus buying new, and IPP has supplied process equipment worldwide since 1980.</w:t>
+        <w:t>Buying good used lab centrifuges from International Process Plants (IPP) adds high-speed separation, continuous-flow processing, and pilot-scale capacity while ending issues like long build lead times and high new-unit prices. Process development, pilot plant and laboratory teams take separation work beyond the benchtop with lab-scale units: Carr Centritech Centritec Cell 8 single-use flow centrifuges, a Sharples Type 1P laboratory super centrifuge and a beaker centrifuge. Speeds reach 50,000 rpm and 62,000 G on the Sharples unit. Buying used saves up to 50% of capital and 90% of lead time versus buying new, and IPP has supplied process equipment worldwide since 1980.</w:t>
       </w:r>
     </w:p>
     <w:p>
       <w:r>
-        <w:t>IPP's lab centrifuges are good used units in stainless steel 316L and 316, plus a carbon steel beaker centrifuge. The Carr Centritech units carry heating, refrigeration, a 2 to 150 °C (36 to 302 °F) temperature control range and programmable HMI controls, and the Sharples Type 1P runs on an air or steam turbine drive. Each used lab centrifuge for sale here is ready to ship.</w:t>
+        <w:t>IPP's lab centrifuges are good used units in stainless steel 316L and 316, plus a carbon steel beaker centrifuge. The Carr Centritech units carry heating, refrigeration, a 2 to 150 °C (36 to 302 °F) temperature control range and programmable HMI controls, and the Sharples Type 1P runs on an air or steam turbine drive. Each used lab centrifuge for sale here is available now.</w:t>
       </w:r>
     </w:p>
     <w:p>
@@ -140,7 +140,7 @@
     </w:p>
     <w:p>
       <w:r>
-        <w:t>The Lab Centrifuge Type field on IPP's IMS inventory system sorts this inventory into micro flow centrifuges, an ultra-speed laboratory super centrifuge and a multipurpose beaker centrifuge.</w:t>
+        <w:t>IMS types sort this inventory into micro flow centrifuges, an ultra-speed laboratory super centrifuge and a multipurpose beaker centrifuge.</w:t>
       </w:r>
     </w:p>
     <w:p>
@@ -161,7 +161,7 @@
     </w:p>
     <w:p>
       <w:r>
-        <w:t>Continuous-flow and batch lab centrifuges both use centrifugal force to separate components by density, and they differ in how material enters and leaves the machine. The table compares them factor by factor.</w:t>
+        <w:t>Continuous-flow and batch lab centrifuges both use centrifugal force to separate components by density, while the way material enters and leaves the machine separates them. The table compares them factor by factor.</w:t>
       </w:r>
     </w:p>
     <w:tbl>
@@ -1520,7 +1520,7 @@
         <w:t>Q: What condition are IPP's lab centrifuges in?</w:t>
       </w:r>
       <w:r>
-        <w:t xml:space="preserve"> A: IPP's lab centrifuges are good used units, each IMS listing stating its condition grade, and the Sharples Type 1P comes with spares and tools. For new equipment, IPP's Gale Process Solutions (GPS) subsidiary provides custom fabricated stainless steel equipment with 12 to 16 week average delivery.</w:t>
+        <w:t xml:space="preserve"> A: IPP's lab centrifuges are good used units with their condition grade on IMS, and the Sharples Type 1P comes with spares and tools. For new equipment, IPP's Gale Process Solutions (GPS) subsidiary provides custom fabricated stainless steel equipment with 12 to 16 week average delivery.</w:t>
       </w:r>
     </w:p>
     <w:p>
